--- a/Java Full Stack/copy Sai_Manda_Java_Full_Stack_Developer.docx
+++ b/Java Full Stack/copy Sai_Manda_Java_Full_Stack_Developer.docx
@@ -87,7 +87,13 @@
         <w:spacing w:before="80" w:after="80"/>
       </w:pPr>
       <w:r>
-        <w:t>Java Full Stack Developer with 5.5 years of experience building and scaling enterprise application</w:t>
+        <w:t>Java Full Stack Developer with 5.</w:t>
+      </w:r>
+      <w:r>
+        <w:t>6</w:t>
+      </w:r>
+      <w:r>
+        <w:t xml:space="preserve"> years of experience building and scaling enterprise application</w:t>
       </w:r>
       <w:r>
         <w:t>s</w:t>
@@ -192,15 +198,7 @@
         <w:t xml:space="preserve">Databases:  </w:t>
       </w:r>
       <w:r>
-        <w:t xml:space="preserve">Oracle, PostgreSQL — Joins, CRUD, Query </w:t>
-      </w:r>
-      <w:proofErr w:type="spellStart"/>
-      <w:r>
-        <w:t>Optimisation</w:t>
-      </w:r>
-      <w:proofErr w:type="spellEnd"/>
-      <w:r>
-        <w:t>, Execution Plan Analysis</w:t>
+        <w:t>Oracle, PostgreSQL — Joins, CRUD, Query Optimisation, Execution Plan Analysis</w:t>
       </w:r>
     </w:p>
     <w:p>
@@ -398,15 +396,7 @@
         <w:spacing w:before="40" w:after="40"/>
       </w:pPr>
       <w:r>
-        <w:t xml:space="preserve">Designed and </w:t>
-      </w:r>
-      <w:proofErr w:type="spellStart"/>
-      <w:r>
-        <w:t>optimised</w:t>
-      </w:r>
-      <w:proofErr w:type="spellEnd"/>
-      <w:r>
-        <w:t xml:space="preserve"> data layers using Spring Data JPA — implementing complex entity relationships, resolving N+1 query issues, and executing multi-table Oracle SQL joins for production debugging.</w:t>
+        <w:t>Designed and optimised data layers using Spring Data JPA — implementing complex entity relationships, resolving N+1 query issues, and executing multi-table Oracle SQL joins for production debugging.</w:t>
       </w:r>
     </w:p>
     <w:p>
@@ -525,15 +515,7 @@
         <w:spacing w:before="40" w:after="40"/>
       </w:pPr>
       <w:r>
-        <w:t xml:space="preserve">Built strong diagnostic instincts through hands-on exposure to data flows, exception handling, and application </w:t>
-      </w:r>
-      <w:proofErr w:type="spellStart"/>
-      <w:r>
-        <w:t>behaviour</w:t>
-      </w:r>
-      <w:proofErr w:type="spellEnd"/>
-      <w:r>
-        <w:t xml:space="preserve"> — directly informing backend debugging and API design in subsequent engineering roles.</w:t>
+        <w:t>Built strong diagnostic instincts through hands-on exposure to data flows, exception handling, and application behaviour — directly informing backend debugging and API design in subsequent engineering roles.</w:t>
       </w:r>
     </w:p>
     <w:p>
@@ -589,13 +571,8 @@
         </w:numPr>
         <w:spacing w:before="40" w:after="40"/>
       </w:pPr>
-      <w:proofErr w:type="spellStart"/>
-      <w:r>
-        <w:t>Recognised</w:t>
-      </w:r>
-      <w:proofErr w:type="spellEnd"/>
-      <w:r>
-        <w:t xml:space="preserve"> with the Quick Learner Award (TCS) for mastering complex enterprise frameworks and delivering backend fixes within the first onboarding sprint.</w:t>
+      <w:r>
+        <w:t>Recognised with the Quick Learner Award (TCS) for mastering complex enterprise frameworks and delivering backend fixes within the first onboarding sprint.</w:t>
       </w:r>
     </w:p>
     <w:p>
@@ -726,43 +703,7 @@
           <w:iCs/>
           <w:color w:val="555555"/>
         </w:rPr>
-        <w:t xml:space="preserve">Sri YN College, Adikavi </w:t>
-      </w:r>
-      <w:proofErr w:type="spellStart"/>
-      <w:r>
-        <w:rPr>
-          <w:i/>
-          <w:iCs/>
-          <w:color w:val="555555"/>
-        </w:rPr>
-        <w:t>Nannaya</w:t>
-      </w:r>
-      <w:proofErr w:type="spellEnd"/>
-      <w:r>
-        <w:rPr>
-          <w:i/>
-          <w:iCs/>
-          <w:color w:val="555555"/>
-        </w:rPr>
-        <w:t xml:space="preserve"> University — </w:t>
-      </w:r>
-      <w:proofErr w:type="spellStart"/>
-      <w:r>
-        <w:rPr>
-          <w:i/>
-          <w:iCs/>
-          <w:color w:val="555555"/>
-        </w:rPr>
-        <w:t>Narsapur</w:t>
-      </w:r>
-      <w:proofErr w:type="spellEnd"/>
-      <w:r>
-        <w:rPr>
-          <w:i/>
-          <w:iCs/>
-          <w:color w:val="555555"/>
-        </w:rPr>
-        <w:t>, AP, India</w:t>
+        <w:t>Sri YN College, Adikavi Nannaya University — Narsapur, AP, India</w:t>
       </w:r>
     </w:p>
     <w:sectPr>
@@ -1413,6 +1354,7 @@
   <w:style w:type="character" w:default="1" w:styleId="DefaultParagraphFont">
     <w:name w:val="Default Paragraph Font"/>
     <w:uiPriority w:val="1"/>
+    <w:semiHidden/>
     <w:unhideWhenUsed/>
   </w:style>
   <w:style w:type="table" w:default="1" w:styleId="TableNormal">
